--- a/docs/word/KORUS.docx
+++ b/docs/word/KORUS.docx
@@ -300,13 +300,13 @@
         <w:pStyle w:val="FirstParagraph"/>
       </w:pPr>
       <w:r>
-        <w:t xml:space="preserve">The regulator role adds a check around the builders' work. A reviewer role did too until it retired</w:t>
-      </w:r>
-      <w:r>
-        <w:t xml:space="preserve"> </w:t>
-      </w:r>
-      <w:r>
-        <w:t xml:space="preserve">on 2026-09-12. The sections below explain the choices and their limits.</w:t>
+        <w:t xml:space="preserve">The regulator role adds a check around the builders' work. One further role, deliberately unnamed here, did too until it retired on 2026-09-12. The sections below explain the choices and their</w:t>
+      </w:r>
+      <w:r>
+        <w:t xml:space="preserve"> </w:t>
+      </w:r>
+      <w:r>
+        <w:t xml:space="preserve">limits.</w:t>
       </w:r>
     </w:p>
     <w:bookmarkEnd w:id="15"/>
@@ -1108,13 +1108,13 @@
       </w:r>
     </w:p>
     <w:bookmarkEnd w:id="38"/>
-    <w:bookmarkStart w:id="40" w:name="X359947216defe6d21eaa72155c80c9e51a5290b"/>
+    <w:bookmarkStart w:id="40" w:name="X539f407c1a5bb06886eac13f23caab5992f21b3"/>
     <w:p>
       <w:pPr>
         <w:pStyle w:val="Heading3"/>
       </w:pPr>
       <w:r>
-        <w:t xml:space="preserve">6.4 Reviewer session, retired 2026-09-12</w:t>
+        <w:t xml:space="preserve">6.4 A retired session, 2026-09-12</w:t>
       </w:r>
     </w:p>
     <w:p>
@@ -1128,15 +1128,15 @@
         <w:t xml:space="preserve"> </w:t>
       </w:r>
       <w:r>
-        <w:t xml:space="preserve">reviewer, a role retired on 2026-09-12 with nothing to replace it.</w:t>
-      </w:r>
-    </w:p>
-    <w:p>
-      <w:pPr>
-        <w:pStyle w:val="BodyText"/>
-      </w:pPr>
-      <w:r>
-        <w:t xml:space="preserve">The retired procedure started a reviewer per pull request. It read the diff, recorded the head commit</w:t>
+        <w:t xml:space="preserve">another role, retired on 2026-09-12 with nothing to replace it.</w:t>
+      </w:r>
+    </w:p>
+    <w:p>
+      <w:pPr>
+        <w:pStyle w:val="BodyText"/>
+      </w:pPr>
+      <w:r>
+        <w:t xml:space="preserve">The retired procedure started one such session per pull request. It read the diff, recorded the head commit</w:t>
       </w:r>
       <w:r>
         <w:t xml:space="preserve"> </w:t>

--- a/docs/word/KORUS.docx
+++ b/docs/word/KORUS.docx
@@ -300,7 +300,7 @@
         <w:pStyle w:val="FirstParagraph"/>
       </w:pPr>
       <w:r>
-        <w:t xml:space="preserve">The regulator role adds a check around the builders' work. One further role, deliberately unnamed here, did too until it retired on 2026-09-12. The sections below explain the choices and their</w:t>
+        <w:t xml:space="preserve">The regulator role added a check around the builders' work until it retired on 2026-09-19. One further role, deliberately unnamed here, did too until it retired on 2026-09-12. The sections below explain the choices and their</w:t>
       </w:r>
       <w:r>
         <w:t xml:space="preserve"> </w:t>
@@ -1177,13 +1177,13 @@
       </w:r>
     </w:p>
     <w:bookmarkEnd w:id="40"/>
-    <w:bookmarkStart w:id="41" w:name="Xff877a136a022849bae3f06d835c670cea10db0"/>
+    <w:bookmarkStart w:id="41" w:name="X6a65d00715fe70bcea3a06f6afef56ec11744d1"/>
     <w:p>
       <w:pPr>
         <w:pStyle w:val="Heading3"/>
       </w:pPr>
       <w:r>
-        <w:t xml:space="preserve">6.5 Regulator session</w:t>
+        <w:t xml:space="preserve">6.5 Regulator session, retired 2026-09-19</w:t>
       </w:r>
     </w:p>
     <w:p>
@@ -1191,27 +1191,66 @@
         <w:pStyle w:val="FirstParagraph"/>
       </w:pPr>
       <w:r>
-        <w:t xml:space="preserve">Start a regulator when a required check fails. It determines whether the cause belongs to the</w:t>
-      </w:r>
-      <w:r>
-        <w:t xml:space="preserve"> </w:t>
-      </w:r>
-      <w:r>
-        <w:t xml:space="preserve">pull request, trunk, an intermittent test failure, or the queue.</w:t>
-      </w:r>
-    </w:p>
-    <w:p>
-      <w:pPr>
-        <w:pStyle w:val="BodyText"/>
-      </w:pPr>
-      <w:r>
-        <w:t xml:space="preserve">Only a failure caused by the pull request goes back to its builder. The regulator keeps a log</w:t>
-      </w:r>
-      <w:r>
-        <w:t xml:space="preserve"> </w:t>
-      </w:r>
-      <w:r>
-        <w:t xml:space="preserve">because it does not retain memory of earlier failed runs.</w:t>
+        <w:t xml:space="preserve">A regulator started when a required check failed and decided whether the cause belonged to the</w:t>
+      </w:r>
+      <w:r>
+        <w:t xml:space="preserve"> </w:t>
+      </w:r>
+      <w:r>
+        <w:t xml:space="preserve">pull request, trunk, an intermittent failure, or the queue.</w:t>
+      </w:r>
+    </w:p>
+    <w:p>
+      <w:pPr>
+        <w:pStyle w:val="BodyText"/>
+      </w:pPr>
+      <w:r>
+        <w:t xml:space="preserve">The Owner retired it and nothing replaced it.</w:t>
+      </w:r>
+      <w:r>
+        <w:t xml:space="preserve"> </w:t>
+      </w:r>
+      <w:r>
+        <w:rPr>
+          <w:b/>
+          <w:bCs/>
+        </w:rPr>
+        <w:t xml:space="preserve">No seat attributes a red now.</w:t>
+      </w:r>
+      <w:r>
+        <w:t xml:space="preserve"> </w:t>
+      </w:r>
+      <w:r>
+        <w:t xml:space="preserve">A red is the</w:t>
+      </w:r>
+      <w:r>
+        <w:t xml:space="preserve"> </w:t>
+      </w:r>
+      <w:r>
+        <w:t xml:space="preserve">lander's to triage and route, or the Owner's to rule on.</w:t>
+      </w:r>
+    </w:p>
+    <w:p>
+      <w:pPr>
+        <w:pStyle w:val="BodyText"/>
+      </w:pPr>
+      <w:r>
+        <w:rPr>
+          <w:rStyle w:val="VerbatimChar"/>
+        </w:rPr>
+        <w:t xml:space="preserve">roles/retired/REGULATOR.md</w:t>
+      </w:r>
+      <w:r>
+        <w:t xml:space="preserve"> </w:t>
+      </w:r>
+      <w:r>
+        <w:t xml:space="preserve">keeps the method. The watchdog is not a substitute: it measures</w:t>
+      </w:r>
+      <w:r>
+        <w:t xml:space="preserve"> </w:t>
+      </w:r>
+      <w:r>
+        <w:t xml:space="preserve">whether reds are being cleared at all, and never says whose one is.</w:t>
       </w:r>
     </w:p>
     <w:p>
